--- a/projects/valuepickr-open-screen/docs/TD Power Systems.docx
+++ b/projects/valuepickr-open-screen/docs/TD Power Systems.docx
@@ -2168,7 +2168,7 @@
         <w:spacing w:after="120" w:before="280"/>
       </w:pPr>
       <w:r>
-        <w:t xml:space="preserve">Ishmohit-Lens Checks (value chain · earnings quality · growth trajectory · management)</w:t>
+        <w:t xml:space="preserve">Ishmohit-Lens Checks (value chain · earnings quality · growth trajectory · management · quality metrics · track record · global-signal check)</w:t>
       </w:r>
     </w:p>
     <w:p>
@@ -2621,6 +2621,33 @@
                 <w:b/>
                 <w:bCs/>
               </w:rPr>
+              <w:t xml:space="preserve">Shareholder returns</w:t>
+            </w:r>
+          </w:p>
+        </w:tc>
+        <w:tc>
+          <w:tcPr>
+            <w:tcW w:type="dxa" w:w="5800"/>
+          </w:tcPr>
+          <w:p>
+            <w:r>
+              <w:t xml:space="preserve">—</w:t>
+            </w:r>
+          </w:p>
+        </w:tc>
+      </w:tr>
+      <w:tr>
+        <w:tc>
+          <w:tcPr>
+            <w:tcW w:type="dxa" w:w="3200"/>
+            <w:shd w:fill="F2F2F2" w:val="clear"/>
+          </w:tcPr>
+          <w:p>
+            <w:r>
+              <w:rPr>
+                <w:b/>
+                <w:bCs/>
+              </w:rPr>
               <w:t xml:space="preserve">Capability ladder / VAP</w:t>
             </w:r>
           </w:p>
@@ -2637,6 +2664,233 @@
         </w:tc>
       </w:tr>
     </w:tbl>
+    <w:p>
+      <w:pPr>
+        <w:spacing w:after="120"/>
+      </w:pPr>
+      <w:r>
+        <w:rPr>
+          <w:b/>
+          <w:bCs/>
+          <w:sz w:val="20"/>
+          <w:szCs w:val="20"/>
+        </w:rPr>
+        <w:t xml:space="preserve">Quality metrics (ROCE · debt · FCF · margin · capex):</w:t>
+      </w:r>
+    </w:p>
+    <w:tbl>
+      <w:tblPr>
+        <w:tblW w:type="dxa" w:w="9000"/>
+        <w:tblBorders>
+          <w:top w:val="single" w:color="auto" w:sz="4"/>
+          <w:left w:val="single" w:color="auto" w:sz="4"/>
+          <w:bottom w:val="single" w:color="auto" w:sz="4"/>
+          <w:right w:val="single" w:color="auto" w:sz="4"/>
+          <w:insideH w:val="single" w:color="auto" w:sz="4"/>
+          <w:insideV w:val="single" w:color="auto" w:sz="4"/>
+        </w:tblBorders>
+      </w:tblPr>
+      <w:tblGrid>
+        <w:gridCol w:w="3200"/>
+        <w:gridCol w:w="5800"/>
+      </w:tblGrid>
+      <w:tr>
+        <w:tc>
+          <w:tcPr>
+            <w:tcW w:type="dxa" w:w="3200"/>
+            <w:shd w:fill="F2F2F2" w:val="clear"/>
+          </w:tcPr>
+          <w:p>
+            <w:r>
+              <w:rPr>
+                <w:b/>
+                <w:bCs/>
+              </w:rPr>
+              <w:t xml:space="preserve">Assessment</w:t>
+            </w:r>
+          </w:p>
+        </w:tc>
+        <w:tc>
+          <w:tcPr>
+            <w:tcW w:type="dxa" w:w="5800"/>
+          </w:tcPr>
+          <w:p>
+            <w:r>
+              <w:t xml:space="preserve">positive</w:t>
+            </w:r>
+          </w:p>
+        </w:tc>
+      </w:tr>
+      <w:tr>
+        <w:tc>
+          <w:tcPr>
+            <w:tcW w:type="dxa" w:w="3200"/>
+            <w:shd w:fill="F2F2F2" w:val="clear"/>
+          </w:tcPr>
+          <w:p>
+            <w:r>
+              <w:rPr>
+                <w:b/>
+                <w:bCs/>
+              </w:rPr>
+              <w:t xml:space="preserve">ROCE</w:t>
+            </w:r>
+          </w:p>
+        </w:tc>
+        <w:tc>
+          <w:tcPr>
+            <w:tcW w:type="dxa" w:w="5800"/>
+          </w:tcPr>
+          <w:p>
+            <w:r>
+              <w:t xml:space="preserve">34% (improving)</w:t>
+            </w:r>
+          </w:p>
+        </w:tc>
+      </w:tr>
+      <w:tr>
+        <w:tc>
+          <w:tcPr>
+            <w:tcW w:type="dxa" w:w="3200"/>
+            <w:shd w:fill="F2F2F2" w:val="clear"/>
+          </w:tcPr>
+          <w:p>
+            <w:r>
+              <w:rPr>
+                <w:b/>
+                <w:bCs/>
+              </w:rPr>
+              <w:t xml:space="preserve">Leverage</w:t>
+            </w:r>
+          </w:p>
+        </w:tc>
+        <w:tc>
+          <w:tcPr>
+            <w:tcW w:type="dxa" w:w="5800"/>
+          </w:tcPr>
+          <w:p>
+            <w:r>
+              <w:t xml:space="preserve">Net debt/EBITDA -1.5x</w:t>
+            </w:r>
+          </w:p>
+        </w:tc>
+      </w:tr>
+      <w:tr>
+        <w:tc>
+          <w:tcPr>
+            <w:tcW w:type="dxa" w:w="3200"/>
+            <w:shd w:fill="F2F2F2" w:val="clear"/>
+          </w:tcPr>
+          <w:p>
+            <w:r>
+              <w:rPr>
+                <w:b/>
+                <w:bCs/>
+              </w:rPr>
+              <w:t xml:space="preserve">FCF conversion</w:t>
+            </w:r>
+          </w:p>
+        </w:tc>
+        <w:tc>
+          <w:tcPr>
+            <w:tcW w:type="dxa" w:w="5800"/>
+          </w:tcPr>
+          <w:p>
+            <w:r>
+              <w:t xml:space="preserve">10%</w:t>
+            </w:r>
+          </w:p>
+        </w:tc>
+      </w:tr>
+      <w:tr>
+        <w:tc>
+          <w:tcPr>
+            <w:tcW w:type="dxa" w:w="3200"/>
+            <w:shd w:fill="F2F2F2" w:val="clear"/>
+          </w:tcPr>
+          <w:p>
+            <w:r>
+              <w:rPr>
+                <w:b/>
+                <w:bCs/>
+              </w:rPr>
+              <w:t xml:space="preserve">Margin trend</w:t>
+            </w:r>
+          </w:p>
+        </w:tc>
+        <w:tc>
+          <w:tcPr>
+            <w:tcW w:type="dxa" w:w="5800"/>
+          </w:tcPr>
+          <w:p>
+            <w:r>
+              <w:t xml:space="preserve">expanding</w:t>
+            </w:r>
+          </w:p>
+        </w:tc>
+      </w:tr>
+      <w:tr>
+        <w:tc>
+          <w:tcPr>
+            <w:tcW w:type="dxa" w:w="3200"/>
+            <w:shd w:fill="F2F2F2" w:val="clear"/>
+          </w:tcPr>
+          <w:p>
+            <w:r>
+              <w:rPr>
+                <w:b/>
+                <w:bCs/>
+              </w:rPr>
+              <w:t xml:space="preserve">Capex efficiency</w:t>
+            </w:r>
+          </w:p>
+        </w:tc>
+        <w:tc>
+          <w:tcPr>
+            <w:tcW w:type="dxa" w:w="5800"/>
+          </w:tcPr>
+          <w:p>
+            <w:r>
+              <w:t xml:space="preserve">productive</w:t>
+            </w:r>
+          </w:p>
+        </w:tc>
+      </w:tr>
+    </w:tbl>
+    <w:p>
+      <w:pPr>
+        <w:spacing w:after="60" w:before="120"/>
+      </w:pPr>
+      <w:r>
+        <w:rPr>
+          <w:b/>
+          <w:bCs/>
+          <w:sz w:val="20"/>
+          <w:szCs w:val="20"/>
+        </w:rPr>
+        <w:t xml:space="preserve">Track record (Coffee Can persistence check): </w:t>
+      </w:r>
+      <w:r>
+        <w:rPr>
+          <w:sz w:val="20"/>
+          <w:szCs w:val="20"/>
+        </w:rPr>
+        <w:t xml:space="preserve">cleared revenue growth ≥10% AND ROCE ≥15% in 4 of the last 11 years (consistency_score 36)</w:t>
+      </w:r>
+    </w:p>
+    <w:p>
+      <w:pPr>
+        <w:spacing w:after="120"/>
+      </w:pPr>
+      <w:r>
+        <w:rPr>
+          <w:color w:val="666666"/>
+          <w:sz w:val="18"/>
+          <w:szCs w:val="18"/>
+        </w:rPr>
+        <w:t xml:space="preserve">FY16-FY26 (screener consolidated): a decade-long turnaround -- ROCE below 15% every year FY15-FY21 and revenue shrinking FY16-FY17. Both metrics cleared only from FY22: FY22, FY24, FY25, FY26 = 4 of 11 (FY23 missed on 9.4% growth). Last 4 of 5 years clean; ROCE now 34%, OPM 18%.</w:t>
+      </w:r>
+    </w:p>
     <w:p>
       <w:pPr>
         <w:pStyle w:val="Heading1"/>
@@ -2727,7 +2981,7 @@
           <w:sz w:val="20"/>
           <w:szCs w:val="20"/>
         </w:rPr>
-        <w:t xml:space="preserve">2026-08-12 — LearningEleven (X)</w:t>
+        <w:t xml:space="preserve">2026-09-02 — Midhunjoe</w:t>
       </w:r>
       <w:r>
         <w:rPr>
@@ -2737,7 +2991,7 @@
           <w:sz w:val="18"/>
           <w:szCs w:val="18"/>
         </w:rPr>
-        <w:t xml:space="preserve"> (X / @LearningEleven)</w:t>
+        <w:t xml:space="preserve"> (Midhun's Investment journey (own thread, elevated tier))</w:t>
       </w:r>
       <w:r>
         <w:rPr>
@@ -2745,7 +2999,7 @@
           <w:szCs w:val="20"/>
         </w:rPr>
         <w:br/>
-        <w:t xml:space="preserve">: Concall: 'tremendous shortage of power generation equipment — gas turbines, gas engines, transformers, generators.'</w:t>
+        <w:t xml:space="preserve">: post #90: "TD, E2E, Car trade etc are 1-2 years old" - named among the 17 stocks "considered as core holdings". Independent corroboration of the existing phreakv6 signal. elevated-tier -&gt; no floor from this signal.</w:t>
       </w:r>
     </w:p>
     <w:p>
@@ -2759,7 +3013,7 @@
           <w:sz w:val="20"/>
           <w:szCs w:val="20"/>
         </w:rPr>
-        <w:t xml:space="preserve">2026-08-11 — itsTarH (X)</w:t>
+        <w:t xml:space="preserve">2026-08-12 — LearningEleven (X)</w:t>
       </w:r>
       <w:r>
         <w:rPr>
@@ -2769,6 +3023,38 @@
           <w:sz w:val="18"/>
           <w:szCs w:val="18"/>
         </w:rPr>
+        <w:t xml:space="preserve"> (X / @LearningEleven)</w:t>
+      </w:r>
+      <w:r>
+        <w:rPr>
+          <w:sz w:val="20"/>
+          <w:szCs w:val="20"/>
+        </w:rPr>
+        <w:br/>
+        <w:t xml:space="preserve">: Concall: 'tremendous shortage of power generation equipment — gas turbines, gas engines, transformers, generators.'</w:t>
+      </w:r>
+    </w:p>
+    <w:p>
+      <w:pPr>
+        <w:spacing w:after="100"/>
+      </w:pPr>
+      <w:r>
+        <w:rPr>
+          <w:b/>
+          <w:bCs/>
+          <w:sz w:val="20"/>
+          <w:szCs w:val="20"/>
+        </w:rPr>
+        <w:t xml:space="preserve">2026-08-11 — itsTarH (X)</w:t>
+      </w:r>
+      <w:r>
+        <w:rPr>
+          <w:i/>
+          <w:iCs/>
+          <w:color w:val="666666"/>
+          <w:sz w:val="18"/>
+          <w:szCs w:val="18"/>
+        </w:rPr>
         <w:t xml:space="preserve"> (X / @itsTarH)</w:t>
       </w:r>
       <w:r>
@@ -2974,6 +3260,34 @@
           <w:szCs w:val="24"/>
         </w:rPr>
         <w:t xml:space="preserve">neither</w:t>
+      </w:r>
+    </w:p>
+    <w:p>
+      <w:pPr>
+        <w:spacing w:after="120"/>
+      </w:pPr>
+      <w:r>
+        <w:rPr>
+          <w:color w:val="666666"/>
+          <w:sz w:val="20"/>
+          <w:szCs w:val="20"/>
+        </w:rPr>
+        <w:t xml:space="preserve">4-box gate — tailwind: yes · TAM: weak · moat: weak · valuation: no  (score 2 / 4)</w:t>
+      </w:r>
+    </w:p>
+    <w:p>
+      <w:pPr>
+        <w:spacing w:after="120"/>
+      </w:pPr>
+      <w:r>
+        <w:rPr>
+          <w:i/>
+          <w:iCs/>
+          <w:color w:val="666666"/>
+          <w:sz w:val="20"/>
+          <w:szCs w:val="20"/>
+        </w:rPr>
+        <w:t xml:space="preserve">Genuine data-centre/turbine shortage tailwind; TAM undocumented amid industry-wide capacity adds; moat neutral (build-to-print, no pricing power evidence); 88x P/E gap=priced-in</w:t>
       </w:r>
     </w:p>
     <w:p>

--- a/projects/valuepickr-open-screen/docs/TD Power Systems.docx
+++ b/projects/valuepickr-open-screen/docs/TD Power Systems.docx
@@ -3368,6 +3368,179 @@
           <w:szCs w:val="18"/>
         </w:rPr>
         <w:t xml:space="preserve">This is independent research and analysis for informational purposes only, not personalized financial or investment advice. Past multi-bagger performance and forum/social sentiment are not indicators of future returns. Do your own due diligence before investing.</w:t>
+      </w:r>
+    </w:p>
+    <w:p/>
+    <w:p>
+      <w:r>
+        <w:rPr>
+          <w:b/>
+          <w:sz w:val="28"/>
+        </w:rPr>
+        <w:t>🔄 RESEARCH UPDATE - 2026-10-05</w:t>
+      </w:r>
+    </w:p>
+    <w:p>
+      <w:r>
+        <w:rPr>
+          <w:b/>
+        </w:rPr>
+        <w:t>📊 Key Metrics:</w:t>
+      </w:r>
+    </w:p>
+    <w:p>
+      <w:pPr>
+        <w:ind w:left="360"/>
+      </w:pPr>
+      <w:r>
+        <w:t xml:space="preserve">  • Company: TD Power Systems</w:t>
+      </w:r>
+    </w:p>
+    <w:p>
+      <w:pPr>
+        <w:ind w:left="360"/>
+      </w:pPr>
+      <w:r>
+        <w:t xml:space="preserve">  • Conviction: Not rated</w:t>
+      </w:r>
+    </w:p>
+    <w:p>
+      <w:pPr>
+        <w:ind w:left="360"/>
+      </w:pPr>
+      <w:r>
+        <w:t xml:space="preserve">  • Thesis: neither</w:t>
+      </w:r>
+    </w:p>
+    <w:p>
+      <w:pPr>
+        <w:ind w:left="360"/>
+      </w:pPr>
+      <w:r>
+        <w:t xml:space="preserve">  • 4-Box Score: 2.0</w:t>
+      </w:r>
+    </w:p>
+    <w:p>
+      <w:pPr>
+        <w:ind w:left="360"/>
+      </w:pPr>
+      <w:r>
+        <w:t xml:space="preserve">  • Research Date: 2026-08-31</w:t>
+      </w:r>
+    </w:p>
+    <w:p>
+      <w:pPr>
+        <w:ind w:left="360"/>
+      </w:pPr>
+      <w:r>
+        <w:t xml:space="preserve">  • Red Flag: None</w:t>
+      </w:r>
+    </w:p>
+    <w:p/>
+    <w:p>
+      <w:r>
+        <w:rPr>
+          <w:b/>
+        </w:rPr>
+        <w:t>📝 Verdict:</w:t>
+      </w:r>
+    </w:p>
+    <w:p>
+      <w:pPr>
+        <w:ind w:left="360"/>
+      </w:pPr>
+      <w:r>
+        <w:t>Excellent business riding a real global generator shortage, now with a 10-year Siemens Energy framework -- but ~88x P/E, a low and diluting promoter stake, and weak cash conversion make the risk-reward poor</w:t>
+      </w:r>
+    </w:p>
+    <w:p/>
+    <w:p>
+      <w:r>
+        <w:rPr>
+          <w:b/>
+        </w:rPr>
+        <w:t>📈 Bull Case:</w:t>
+      </w:r>
+    </w:p>
+    <w:p>
+      <w:pPr>
+        <w:ind w:left="360"/>
+      </w:pPr>
+      <w:r>
+        <w:t>Growth is real, current and accelerating: Q1 FY27 revenue +74% YoY, PAT +81%, order inflow +87% (93% exports), order book Rs 2,207cr; FY27 guidance raised to Rs 2,600cr</w:t>
+      </w:r>
+    </w:p>
+    <w:p>
+      <w:pPr>
+        <w:ind w:left="360"/>
+      </w:pPr>
+      <w:r>
+        <w:t>10-year Build-to-Print Framework Agreement with Siemens Energy (Aug-2026) formalises a multi-year, higher-complexity customer relationship and validates the data-centre / gas-turbine demand thesis</w:t>
+      </w:r>
+    </w:p>
+    <w:p>
+      <w:pPr>
+        <w:ind w:left="360"/>
+      </w:pPr>
+      <w:r>
+        <w:t>Genuine global shortage of generators / gas turbines / gas engines driven by AI data centres, grid stabilisation and renewables; ~93% export mix; debt-free with ROCE ~34%</w:t>
+      </w:r>
+    </w:p>
+    <w:p>
+      <w:pPr>
+        <w:ind w:left="360"/>
+      </w:pPr>
+      <w:r>
+        <w:t>Capacity roadmap to &gt;Rs 4,000cr by FY29-30 on modest (~Rs 50cr/yr) debottlenecking capex; a &gt;100MW large-generator opportunity near signing</w:t>
+      </w:r>
+    </w:p>
+    <w:p/>
+    <w:p>
+      <w:r>
+        <w:rPr>
+          <w:b/>
+        </w:rPr>
+        <w:t>📉 Bear Case:</w:t>
+      </w:r>
+    </w:p>
+    <w:p>
+      <w:pPr>
+        <w:ind w:left="360"/>
+      </w:pPr>
+      <w:r>
+        <w:t>Valuation is extreme: ~88x trailing P/E, ~22x P/B, market cap ~Rs 24,278 Cr after a ~2.9x re-rating -- the multiple prices many years of 40%+ growth plus a permanently premium rating, and capitalises the Siemens / &gt;100MW ramp that adds nothing to FY27</w:t>
+      </w:r>
+    </w:p>
+    <w:p>
+      <w:pPr>
+        <w:ind w:left="360"/>
+      </w:pPr>
+      <w:r>
+        <w:t>Promoter holding has fallen to ~26.87% (from ~34.27% in Mar-2024) and a Rs 600cr QIP will dilute it further; the Rs 75cr promoter preferential only partly offsets -- thin and shrinking skin in the game</w:t>
+      </w:r>
+    </w:p>
+    <w:p>
+      <w:pPr>
+        <w:ind w:left="360"/>
+      </w:pPr>
+      <w:r>
+        <w:t>Poor cash conversion: CFO/PAT of 0.71 / 0.23 / 0.54 over three years, receivables Rs 742cr (+70% vs 45% sales growth); working capital is scaling faster than profit and the QIP is partly to fund it</w:t>
+      </w:r>
+    </w:p>
+    <w:p>
+      <w:pPr>
+        <w:ind w:left="360"/>
+      </w:pPr>
+      <w:r>
+        <w:t>No operating leverage -- EBITDA margin flat at ~18-19% through a doubling of revenue; growth is purely volume-led on a cyclical capex/shortage that will eventually normalise</w:t>
+      </w:r>
+    </w:p>
+    <w:p>
+      <w:pPr>
+        <w:ind w:left="360"/>
+      </w:pPr>
+      <w:r>
+        <w:t>A trusted investor flagged the Turkey-contract margin-hit disclosure as 'sketchy' (no quantified liquidated damages, no root cause)</w:t>
       </w:r>
     </w:p>
     <w:sectPr>
